--- a/LLDD/word/FE/LLDD-FE-Create-Document.docx
+++ b/LLDD/word/FE/LLDD-FE-Create-Document.docx
@@ -605,7 +605,7 @@
       <w:r>
         <w:drawing>
           <wp:inline xmlns:a="http://schemas.openxmlformats.org/drawingml/2006/main" xmlns:pic="http://schemas.openxmlformats.org/drawingml/2006/picture">
-            <wp:extent cx="5669280" cy="4066921"/>
+            <wp:extent cx="5669280" cy="4692904"/>
             <wp:docPr id="1" name="Picture 1"/>
             <wp:cNvGraphicFramePr>
               <a:graphicFrameLocks noChangeAspect="1"/>
@@ -626,7 +626,7 @@
                   <pic:spPr>
                     <a:xfrm>
                       <a:off x="0" y="0"/>
-                      <a:ext cx="5669280" cy="4066921"/>
+                      <a:ext cx="5669280" cy="4692904"/>
                     </a:xfrm>
                     <a:prstGeom prst="rect"/>
                   </pic:spPr>
@@ -6678,7 +6678,7 @@
                 <w:b w:val="0"/>
                 <w:sz w:val="18"/>
               </w:rPr>
-              <w:t>GET /api/v1/stores/search; GET /api/v1/configs/fs.createDocumentUrl; POST /api/v1/documents</w:t>
+              <w:t>GET /store/search (ระบบ SBP เดิม); GET /api/v1/configs/fs.createDocumentUrl; POST /api/v1/documents</w:t>
             </w:r>
           </w:p>
         </w:tc>
@@ -7725,7 +7725,7 @@
                 <w:b w:val="0"/>
                 <w:sz w:val="18"/>
               </w:rPr>
-              <w:t>GET /api/v1/stores/search</w:t>
+              <w:t>GET /store/search (ระบบ SBP เดิม)</w:t>
             </w:r>
           </w:p>
         </w:tc>
@@ -8090,7 +8090,7 @@
                 <w:b w:val="0"/>
                 <w:sz w:val="18"/>
               </w:rPr>
-              <w:t>GET /api/v1/stores/search</w:t>
+              <w:t>GET /store/search (ระบบ SBP เดิม)</w:t>
             </w:r>
           </w:p>
         </w:tc>
@@ -9247,7 +9247,7 @@
                 <w:b w:val="0"/>
                 <w:sz w:val="18"/>
               </w:rPr>
-              <w:t>GET /api/v1/stores/search</w:t>
+              <w:t>GET /store/search (ระบบ SBP เดิม)</w:t>
             </w:r>
           </w:p>
         </w:tc>
@@ -9739,7 +9739,7 @@
         <w:pageBreakBefore w:val="0"/>
       </w:pPr>
       <w:r>
-        <w:t>GET /api/v1/stores/search</w:t>
+        <w:t>GET /store/search (ระบบ SBP เดิม)</w:t>
       </w:r>
     </w:p>
     <w:p>
@@ -12230,7 +12230,7 @@
               </w:rPr>
               <w:t>{</w:t>
               <w:br/>
-              <w:t xml:space="preserve">  "docNo": "2569/00001",</w:t>
+              <w:t xml:space="preserve">  "docNo": "2026/00001",</w:t>
               <w:br/>
               <w:t xml:space="preserve">  "statusCode": "06",</w:t>
               <w:br/>

--- a/LLDD/word/FE/LLDD-FE-Create-Document.docx
+++ b/LLDD/word/FE/LLDD-FE-Create-Document.docx
@@ -605,7 +605,7 @@
       <w:r>
         <w:drawing>
           <wp:inline xmlns:a="http://schemas.openxmlformats.org/drawingml/2006/main" xmlns:pic="http://schemas.openxmlformats.org/drawingml/2006/picture">
-            <wp:extent cx="5669280" cy="4692904"/>
+            <wp:extent cx="5669280" cy="3968496"/>
             <wp:docPr id="1" name="Picture 1"/>
             <wp:cNvGraphicFramePr>
               <a:graphicFrameLocks noChangeAspect="1"/>
@@ -626,7 +626,7 @@
                   <pic:spPr>
                     <a:xfrm>
                       <a:off x="0" y="0"/>
-                      <a:ext cx="5669280" cy="4692904"/>
+                      <a:ext cx="5669280" cy="3968496"/>
                     </a:xfrm>
                     <a:prstGeom prst="rect"/>
                   </pic:spPr>

--- a/LLDD/word/FE/LLDD-FE-Create-Document.docx
+++ b/LLDD/word/FE/LLDD-FE-Create-Document.docx
@@ -437,7 +437,7 @@
                 <w:rFonts w:ascii="Arial" w:hAnsi="Arial" w:eastAsia="Arial"/>
                 <w:sz w:val="18"/>
               </w:rPr>
-              <w:t>10 ชั่วโมง</w:t>
+              <w:t>6 ชั่วโมง</w:t>
             </w:r>
           </w:p>
         </w:tc>
@@ -1834,7 +1834,7 @@
                 <w:rFonts w:ascii="Arial" w:hAnsi="Arial" w:eastAsia="Arial"/>
                 <w:sz w:val="18"/>
               </w:rPr>
-              <w:t>month picker; FE แสดง พ.ศ. แต่ส่ง ค.ศ.</w:t>
+              <w:t>month picker; ทั้งแสดงและส่งเป็น ค.ศ.</w:t>
             </w:r>
           </w:p>
         </w:tc>
@@ -3339,7 +3339,7 @@
                 <w:rFonts w:ascii="Arial" w:hAnsi="Arial" w:eastAsia="Arial"/>
                 <w:sz w:val="18"/>
               </w:rPr>
-              <w:t>SBP แสดง พ.ศ. ได้ แต่ sync เป็น format ที่ FS field ต้องการ</w:t>
+              <w:t>SBP ใช้ ค.ศ. · sync เป็น format ที่ FS field ต้องการ</w:t>
             </w:r>
           </w:p>
         </w:tc>
@@ -8367,7 +8367,7 @@
                 <w:rFonts w:ascii="Arial" w:hAnsi="Arial" w:eastAsia="Arial"/>
                 <w:sz w:val="18"/>
               </w:rPr>
-              <w:t>แปลงเดือน/ปีที่แสดงเป็น พ.ศ. ไป payload YYYY-MM ค.ศ. พร้อม source-specific validation</w:t>
+              <w:t>normalize เดือน/ปีเป็น payload YYYY-MM ค.ศ. พร้อม source-specific validation</w:t>
             </w:r>
           </w:p>
         </w:tc>
@@ -13334,7 +13334,7 @@
                 <w:rFonts w:ascii="Arial" w:hAnsi="Arial" w:eastAsia="Arial"/>
                 <w:sz w:val="18"/>
               </w:rPr>
-              <w:t>พ.ศ. YYYY/xxxxx</w:t>
+              <w:t>ค.ศ. YYYY/xxxxx</w:t>
             </w:r>
           </w:p>
         </w:tc>
@@ -14336,7 +14336,7 @@
         </w:rPr>
         <w:t>// src/types/sbpgi/document.ts — ตรงกับตาราง API ในเอกสารนี้</w:t>
         <w:br/>
-        <w:t>// วันที่/เดือนใน payload เป็น ค.ศ. (ISO) เสมอ — แปลงเป็น พ.ศ. เฉพาะตอน display</w:t>
+        <w:t>// วันที่/เดือนเป็น ค.ศ. ทั้ง payload (ISO) และ display — ไม่แปลงเป็น พ.ศ. (มติ 2026-08-06)</w:t>
         <w:br/>
         <w:br/>
         <w:t>/** GET /store/search (ระบบ SBP เดิม) — request */</w:t>
@@ -14601,7 +14601,7 @@
         <w:keepLines/>
       </w:pPr>
       <w:r>
-        <w:t>payload ใช้วันที่ ค.ศ. เสมอ; แปลงเป็น พ.ศ. เฉพาะตอนแสดงผลผ่าน formatter กลางจุดเดียว</w:t>
+        <w:t>payload และการแสดงผลใช้วันที่ ค.ศ. เสมอ ผ่าน formatter กลางจุดเดียว — ไม่แปลงเป็น พ.ศ. (มติ 2026-08-06)</w:t>
       </w:r>
     </w:p>
     <w:p>

--- a/LLDD/word/FE/LLDD-FE-Create-Document.docx
+++ b/LLDD/word/FE/LLDD-FE-Create-Document.docx
@@ -11638,7 +11638,7 @@
               <w:br/>
               <w:t xml:space="preserve">      "storeName": "สาขาตัวอย่าง",</w:t>
               <w:br/>
-              <w:t xml:space="preserve">      "regionCode": "RS"</w:t>
+              <w:t xml:space="preserve">      "regionCode": "BN"</w:t>
               <w:br/>
               <w:t xml:space="preserve">    }</w:t>
               <w:br/>

--- a/LLDD/word/FE/LLDD-FE-Create-Document.docx
+++ b/LLDD/word/FE/LLDD-FE-Create-Document.docx
@@ -645,7 +645,36 @@
                 <w:rFonts w:ascii="Arial" w:hAnsi="Arial" w:eastAsia="Arial" w:cs="Tahoma"/>
                 <w:sz w:val="18"/>
               </w:rPr>
-              <w:t>สร้างหน้าสร้างเอกสารประกันรายได้แบบ Manual และแบบเอกสารจาก FS โดยใช้ SBP mirror form sync เข้า hidden FS iframe</w:t>
+              <w:t xml:space="preserve">หน้าสร้างเอกสารประกันรายได้ — </w:t>
+            </w:r>
+            <w:r>
+              <w:rPr>
+                <w:rFonts w:ascii="Arial" w:hAnsi="Arial" w:eastAsia="Arial" w:cs="Tahoma"/>
+                <w:b/>
+                <w:sz w:val="18"/>
+              </w:rPr>
+              <w:t>มติ 2026-08-06: ไม่มีฟอร์มฝั่ง SBP</w:t>
+            </w:r>
+            <w:r>
+              <w:rPr>
+                <w:rFonts w:ascii="Arial" w:hAnsi="Arial" w:eastAsia="Arial" w:cs="Tahoma"/>
+                <w:sz w:val="18"/>
+              </w:rPr>
+              <w:t xml:space="preserve"> main card เป็น iframe ของหน้าสร้างเอกสารระบบ FS ตรง ๆ + หมายเหตุ 4 ขั้นตอนใต้ iframe · </w:t>
+            </w:r>
+            <w:r>
+              <w:rPr>
+                <w:rFonts w:ascii="Courier New" w:hAnsi="Courier New" w:eastAsia="Courier New" w:cs="Tahoma"/>
+                <w:sz w:val="18"/>
+              </w:rPr>
+              <w:t>POST /sbpgi/document</w:t>
+            </w:r>
+            <w:r>
+              <w:rPr>
+                <w:rFonts w:ascii="Arial" w:hAnsi="Arial" w:eastAsia="Arial" w:cs="Tahoma"/>
+                <w:sz w:val="18"/>
+              </w:rPr>
+              <w:t xml:space="preserve"> เรียกโดย pipeline/service token</w:t>
             </w:r>
           </w:p>
         </w:tc>
@@ -674,7 +703,13 @@
         <w:keepLines/>
       </w:pPr>
       <w:r>
-        <w:t>Create form shell</w:t>
+        <w:t xml:space="preserve">🔴 </w:t>
+      </w:r>
+      <w:r>
+        <w:rPr>
+          <w:b/>
+        </w:rPr>
+        <w:t>มติ 2026-08-06 — หน้านี้ไม่มีฟอร์มและไม่มีแท็บฝั่ง SBP</w:t>
       </w:r>
     </w:p>
     <w:p>
@@ -683,7 +718,16 @@
         <w:keepLines/>
       </w:pPr>
       <w:r>
-        <w:t>Tab: สร้างเอกสารทั่วไป</w:t>
+        <w:t xml:space="preserve">main card = iframe ของหน้าสร้างเอกสารระบบ FS ตรง ๆ (เหมือน </w:t>
+      </w:r>
+      <w:r>
+        <w:rPr>
+          <w:rFonts w:ascii="Courier New" w:hAnsi="Courier New" w:eastAsia="Courier New" w:cs="Tahoma"/>
+        </w:rPr>
+        <w:t>Create Document screen</w:t>
+      </w:r>
+      <w:r>
+        <w:t>)</w:t>
       </w:r>
     </w:p>
     <w:p>
@@ -692,7 +736,7 @@
         <w:keepLines/>
       </w:pPr>
       <w:r>
-        <w:t>Tab: เอกสารจาก FS ผ่าน hidden iframe</w:t>
+        <w:t>หมายเหตุ 4 ขั้นตอน (verbatim จากหน้าจอ K2 เดิม) อยู่ใต้ iframe นอกกรอบ</w:t>
       </w:r>
     </w:p>
     <w:p>
@@ -701,7 +745,13 @@
         <w:keepLines/>
       </w:pPr>
       <w:r>
-        <w:t>Store selector</w:t>
+        <w:rPr>
+          <w:rFonts w:ascii="Courier New" w:hAnsi="Courier New" w:eastAsia="Courier New" w:cs="Tahoma"/>
+        </w:rPr>
+        <w:t>POST /sbpgi/document</w:t>
+      </w:r>
+      <w:r>
+        <w:t xml:space="preserve"> เป็น pipeline/service-token ไม่ใช่ฟอร์ม FE — ต้นทางสร้างที่ FS แล้วรอ SBP Statement ส่งกลับ (~1 วัน)</w:t>
       </w:r>
     </w:p>
     <w:p>
@@ -710,7 +760,16 @@
         <w:keepLines/>
       </w:pPr>
       <w:r>
-        <w:t>Period/source fields</w:t>
+        <w:t>การคีย์/ปรับข้อมูลร้านตาม SDD GI ทำที่หน้าเอกสาร (</w:t>
+      </w:r>
+      <w:r>
+        <w:rPr>
+          <w:rFonts w:ascii="Courier New" w:hAnsi="Courier New" w:eastAsia="Courier New" w:cs="Tahoma"/>
+        </w:rPr>
+        <w:t>PUT /sbpgi/document/{docNo}</w:t>
+      </w:r>
+      <w:r>
+        <w:t>) ไม่ใช่หน้านี้</w:t>
       </w:r>
     </w:p>
     <w:p>
@@ -719,25 +778,13 @@
         <w:keepLines/>
       </w:pPr>
       <w:r>
-        <w:t>FS field discovery/mirror form</w:t>
+        <w:t xml:space="preserve">⚠️ หัวข้อ 5.1-5.6 (SBP mirror form + FS bridge) เป็นดีไซน์ก่อนมติ — เก็บไว้เป็นทางเลือกสำรอง </w:t>
       </w:r>
-    </w:p>
-    <w:p>
-      <w:pPr>
-        <w:pStyle w:val="ListBullet"/>
-        <w:keepLines/>
-      </w:pPr>
       <w:r>
-        <w:t>Validation</w:t>
-      </w:r>
-    </w:p>
-    <w:p>
-      <w:pPr>
-        <w:pStyle w:val="ListBullet"/>
-        <w:keepLines/>
-      </w:pPr>
-      <w:r>
-        <w:t>Draft/save/submit UI</w:t>
+        <w:rPr>
+          <w:b/>
+        </w:rPr>
+        <w:t>ไม่อยู่ในขอบเขต 8 ชม.</w:t>
       </w:r>
     </w:p>
     <w:p>
@@ -2255,6 +2302,56 @@
     </w:tbl>
     <w:p/>
     <w:p>
+      <w:r>
+        <w:t xml:space="preserve">🔴 </w:t>
+      </w:r>
+      <w:r>
+        <w:rPr>
+          <w:b/>
+        </w:rPr>
+        <w:t>หัวข้อ 5.1-5.6 ต่อจากนี้เป็นดีไซน์ *ก่อน* มติ 2026-08-06 — ยังไม่อยู่ในขอบเขตที่ประเมินไว้ 8 ชั่วโมง</w:t>
+      </w:r>
+      <w:r>
+        <w:t xml:space="preserve"> · ของจริงที่ต้องทำคือ </w:t>
+      </w:r>
+      <w:r>
+        <w:rPr>
+          <w:b/>
+        </w:rPr>
+        <w:t>iframe ของหน้าสร้างเอกสารระบบ FS ตรง ๆ + หมายเหตุ 4 ขั้นตอนใต้ iframe</w:t>
+      </w:r>
+      <w:r>
+        <w:t xml:space="preserve"> (ดูโครงไฟล์ในหัวข้อ 8) · เก็บ SBP mirror form + FS bridge ไว้เป็น </w:t>
+      </w:r>
+      <w:r>
+        <w:rPr>
+          <w:b/>
+        </w:rPr>
+        <w:t>ทางเลือกสำรอง</w:t>
+      </w:r>
+      <w:r>
+        <w:t xml:space="preserve"> เผื่อ FS ไม่ยอมให้ฝัง iframe หรือ origin ไม่ผ่าน — ถ้าจะทำจริงต้องตั้งงบใหม่ ไม่ใช่ 6 ชม. · error code </w:t>
+      </w:r>
+      <w:r>
+        <w:rPr>
+          <w:rFonts w:ascii="Courier New" w:hAnsi="Courier New" w:eastAsia="Courier New" w:cs="Tahoma"/>
+        </w:rPr>
+        <w:t>FS_BRIDGE_*</w:t>
+      </w:r>
+      <w:r>
+        <w:t xml:space="preserve"> ใน </w:t>
+      </w:r>
+      <w:r>
+        <w:rPr>
+          <w:rFonts w:ascii="Courier New" w:hAnsi="Courier New" w:eastAsia="Courier New" w:cs="Tahoma"/>
+        </w:rPr>
+        <w:t>LLDD-BE-API-Common-Contracts.pdf</w:t>
+      </w:r>
+      <w:r>
+        <w:t xml:space="preserve"> ผูกกับทางเลือกสำรองนี้เท่านั้น</w:t>
+      </w:r>
+    </w:p>
+    <w:p>
       <w:pPr>
         <w:pStyle w:val="Heading2"/>
         <w:keepNext/>
@@ -2262,7 +2359,7 @@
         <w:pageBreakBefore w:val="0"/>
       </w:pPr>
       <w:r>
-        <w:t>5.1 Tab Structure</w:t>
+        <w:t>5.1 Tab Structure *(ทางเลือกสำรอง — ไม่อยู่ในขอบเขตปัจจุบัน)*</w:t>
       </w:r>
     </w:p>
     <w:p>
@@ -2431,7 +2528,7 @@
                 <w:rFonts w:ascii="Arial" w:hAnsi="Arial" w:eastAsia="Arial" w:cs="Tahoma"/>
                 <w:sz w:val="18"/>
               </w:rPr>
-              <w:t>ใช้ form ปกติและ submit POST /api/v1/documents</w:t>
+              <w:t>ใช้ form ปกติและ submit POST /api/v1/sbpgi/document</w:t>
             </w:r>
           </w:p>
         </w:tc>
@@ -7736,7 +7833,7 @@
                 <w:rFonts w:ascii="Arial" w:hAnsi="Arial" w:eastAsia="Arial" w:cs="Tahoma"/>
                 <w:sz w:val="18"/>
               </w:rPr>
-              <w:t>GET /store/search (ระบบ SBP เดิม); POST /api/v1/documents</w:t>
+              <w:t>GET /store/search (ระบบ SBP เดิม); POST /api/v1/sbpgi/document</w:t>
             </w:r>
           </w:p>
         </w:tc>
@@ -7846,7 +7943,21 @@
                 <w:rFonts w:ascii="Arial" w:hAnsi="Arial" w:eastAsia="Arial" w:cs="Tahoma"/>
                 <w:sz w:val="18"/>
               </w:rPr>
-              <w:t>Rendered UI state or normalized API response with status/message and audit-ready trace reference.</w:t>
+              <w:t xml:space="preserve">ไม่มีตารางที่เอกสารนี้เขียนเอง — output คือ response ตาม envelope กลาง </w:t>
+            </w:r>
+            <w:r>
+              <w:rPr>
+                <w:rFonts w:ascii="Courier New" w:hAnsi="Courier New" w:eastAsia="Courier New" w:cs="Tahoma"/>
+                <w:sz w:val="18"/>
+              </w:rPr>
+              <w:t>{success, data}</w:t>
+            </w:r>
+            <w:r>
+              <w:rPr>
+                <w:rFonts w:ascii="Arial" w:hAnsi="Arial" w:eastAsia="Arial" w:cs="Tahoma"/>
+                <w:sz w:val="18"/>
+              </w:rPr>
+              <w:t xml:space="preserve"> และร่องรอยที่ตรวจย้อนได้ (log / consideration_logs / workflow_history ของ engine)</w:t>
             </w:r>
           </w:p>
         </w:tc>
@@ -8020,7 +8131,15 @@
                 <w:rFonts w:ascii="Arial" w:hAnsi="Arial" w:eastAsia="Arial" w:cs="Tahoma"/>
                 <w:sz w:val="18"/>
               </w:rPr>
-              <w:t>Create form shell</w:t>
+              <w:t xml:space="preserve">🔴 </w:t>
+            </w:r>
+            <w:r>
+              <w:rPr>
+                <w:rFonts w:ascii="Arial" w:hAnsi="Arial" w:eastAsia="Arial" w:cs="Tahoma"/>
+                <w:b/>
+                <w:sz w:val="18"/>
+              </w:rPr>
+              <w:t>มติ 2026-08-06 — หน้านี้ไม่มีฟอร์มและไม่มีแท็บฝั่ง SBP</w:t>
             </w:r>
           </w:p>
         </w:tc>
@@ -8045,7 +8164,7 @@
                 <w:rFonts w:ascii="Arial" w:hAnsi="Arial" w:eastAsia="Arial" w:cs="Tahoma"/>
                 <w:sz w:val="18"/>
               </w:rPr>
-              <w:t>เป็นเจ้าของ source/activeTab, draft state และ unsaved-change guard ของหน้า create</w:t>
+              <w:t>หน้าเดียว ไม่มี state ของฟอร์ม — ถือแค่ config URL ของ FS และสถานะโหลด iframe</w:t>
             </w:r>
           </w:p>
         </w:tc>
@@ -8070,7 +8189,7 @@
                 <w:rFonts w:ascii="Arial" w:hAnsi="Arial" w:eastAsia="Arial" w:cs="Tahoma"/>
                 <w:sz w:val="18"/>
               </w:rPr>
-              <w:t>สลับ MANUAL/FS แล้ว field ที่ไม่เกี่ยวข้องไม่รั่วเข้า payload</w:t>
+              <w:t>ไม่มี draft/unsaved-change guard เพราะไม่มีฟอร์มฝั่ง SBP</w:t>
             </w:r>
           </w:p>
         </w:tc>
@@ -8125,7 +8244,21 @@
                 <w:rFonts w:ascii="Arial" w:hAnsi="Arial" w:eastAsia="Arial" w:cs="Tahoma"/>
                 <w:sz w:val="18"/>
               </w:rPr>
-              <w:t>Tab: สร้างเอกสารทั่วไป</w:t>
+              <w:t xml:space="preserve">main card = iframe ของหน้าสร้างเอกสารระบบ FS ตรง ๆ (เหมือน </w:t>
+            </w:r>
+            <w:r>
+              <w:rPr>
+                <w:rFonts w:ascii="Courier New" w:hAnsi="Courier New" w:eastAsia="Courier New" w:cs="Tahoma"/>
+                <w:sz w:val="18"/>
+              </w:rPr>
+              <w:t>Create Document screen</w:t>
+            </w:r>
+            <w:r>
+              <w:rPr>
+                <w:rFonts w:ascii="Arial" w:hAnsi="Arial" w:eastAsia="Arial" w:cs="Tahoma"/>
+                <w:sz w:val="18"/>
+              </w:rPr>
+              <w:t>)</w:t>
             </w:r>
           </w:p>
         </w:tc>
@@ -8150,7 +8283,21 @@
                 <w:rFonts w:ascii="Arial" w:hAnsi="Arial" w:eastAsia="Arial" w:cs="Tahoma"/>
                 <w:sz w:val="18"/>
               </w:rPr>
-              <w:t>render manual form, store selectors, period, roundNo และ reason สำหรับเอกสารนอกเงื่อนไข</w:t>
+              <w:t xml:space="preserve">render กรอบ iframe ของหน้าสร้างเอกสารระบบ FS (สไตล์ </w:t>
+            </w:r>
+            <w:r>
+              <w:rPr>
+                <w:rFonts w:ascii="Courier New" w:hAnsi="Courier New" w:eastAsia="Courier New" w:cs="Tahoma"/>
+                <w:sz w:val="18"/>
+              </w:rPr>
+              <w:t>.fs-frame</w:t>
+            </w:r>
+            <w:r>
+              <w:rPr>
+                <w:rFonts w:ascii="Arial" w:hAnsi="Arial" w:eastAsia="Arial" w:cs="Tahoma"/>
+                <w:sz w:val="18"/>
+              </w:rPr>
+              <w:t xml:space="preserve"> เดียวกับ k2-document)</w:t>
             </w:r>
           </w:p>
         </w:tc>
@@ -8175,7 +8322,7 @@
                 <w:rFonts w:ascii="Arial" w:hAnsi="Arial" w:eastAsia="Arial" w:cs="Tahoma"/>
                 <w:sz w:val="18"/>
               </w:rPr>
-              <w:t>required/format ผ่านก่อน POST และ docNo จาก response ใช้เปิด detail</w:t>
+              <w:t>iframe load/error/timeout มี state ชัดเจนและมีข้อความบอกผู้ใช้เมื่อโหลดไม่ขึ้น</w:t>
             </w:r>
           </w:p>
         </w:tc>
@@ -8230,7 +8377,7 @@
                 <w:rFonts w:ascii="Arial" w:hAnsi="Arial" w:eastAsia="Arial" w:cs="Tahoma"/>
                 <w:sz w:val="18"/>
               </w:rPr>
-              <w:t>Tab: เอกสารจาก FS ผ่าน hidden iframe</w:t>
+              <w:t>หมายเหตุ 4 ขั้นตอน (verbatim จากหน้าจอ K2 เดิม) อยู่ใต้ iframe นอกกรอบ</w:t>
             </w:r>
           </w:p>
         </w:tc>
@@ -8255,7 +8402,22 @@
                 <w:rFonts w:ascii="Arial" w:hAnsi="Arial" w:eastAsia="Arial" w:cs="Tahoma"/>
                 <w:sz w:val="18"/>
               </w:rPr>
-              <w:t>โหลด hidden FS iframe ด้วย config URL และจัด lifecycle timeout/origin/callback</w:t>
+              <w:t xml:space="preserve">render การ์ดหมายเหตุ 4 ขั้นตอน </w:t>
+            </w:r>
+            <w:r>
+              <w:rPr>
+                <w:rFonts w:ascii="Arial" w:hAnsi="Arial" w:eastAsia="Arial" w:cs="Tahoma"/>
+                <w:b/>
+                <w:sz w:val="18"/>
+              </w:rPr>
+              <w:t>verbatim จากหน้าจอ K2 เดิม</w:t>
+            </w:r>
+            <w:r>
+              <w:rPr>
+                <w:rFonts w:ascii="Arial" w:hAnsi="Arial" w:eastAsia="Arial" w:cs="Tahoma"/>
+                <w:sz w:val="18"/>
+              </w:rPr>
+              <w:t xml:space="preserve"> ใต้ iframe (นอกกรอบ)</w:t>
             </w:r>
           </w:p>
         </w:tc>
@@ -8280,7 +8442,7 @@
                 <w:rFonts w:ascii="Arial" w:hAnsi="Arial" w:eastAsia="Arial" w:cs="Tahoma"/>
                 <w:sz w:val="18"/>
               </w:rPr>
-              <w:t>iframe load/error/timeout มี state ชัดเจนและไม่ submit ก่อน bridge พร้อม</w:t>
+              <w:t>ข้อความตรงต้นฉบับทุกตัวอักษร ห้าม paraphrase</w:t>
             </w:r>
           </w:p>
         </w:tc>
@@ -8332,10 +8494,17 @@
             </w:r>
             <w:r>
               <w:rPr>
-                <w:rFonts w:ascii="Arial" w:hAnsi="Arial" w:eastAsia="Arial" w:cs="Tahoma"/>
-                <w:sz w:val="18"/>
-              </w:rPr>
-              <w:t>Store selector</w:t>
+                <w:rFonts w:ascii="Courier New" w:hAnsi="Courier New" w:eastAsia="Courier New" w:cs="Tahoma"/>
+                <w:sz w:val="18"/>
+              </w:rPr>
+              <w:t>POST /sbpgi/document</w:t>
+            </w:r>
+            <w:r>
+              <w:rPr>
+                <w:rFonts w:ascii="Arial" w:hAnsi="Arial" w:eastAsia="Arial" w:cs="Tahoma"/>
+                <w:sz w:val="18"/>
+              </w:rPr>
+              <w:t xml:space="preserve"> เป็น pipeline/service-token ไม่ใช่ฟอร์ม FE — ต้นทางสร้างที่ FS แล้วรอ SBP Statement ส่งกลับ (~1 วัน)</w:t>
             </w:r>
           </w:p>
         </w:tc>
@@ -8360,7 +8529,7 @@
                 <w:rFonts w:ascii="Arial" w:hAnsi="Arial" w:eastAsia="Arial" w:cs="Tahoma"/>
                 <w:sz w:val="18"/>
               </w:rPr>
-              <w:t>ค้นหา impacted/new store, คง leading zero และเติมชื่อ/ภาคจากรายการที่เลือก</w:t>
+              <w:t>ลิงก์กลับไปหน้ารายการเอกสารและหน้าเอกสารเมื่อ SBP Statement ส่งข้อมูลกลับแล้ว (~1 วัน)</w:t>
             </w:r>
           </w:p>
         </w:tc>
@@ -8385,7 +8554,7 @@
                 <w:rFonts w:ascii="Arial" w:hAnsi="Arial" w:eastAsia="Arial" w:cs="Tahoma"/>
                 <w:sz w:val="18"/>
               </w:rPr>
-              <w:t>เลือกผิด type ไม่ได้และ clear selection ล้าง dependent fields ครบ</w:t>
+              <w:t>ผู้ใช้เข้าใจว่าเอกสารจะมาเองไม่ต้องกดสร้างซ้ำ</w:t>
             </w:r>
           </w:p>
         </w:tc>
@@ -8440,7 +8609,21 @@
                 <w:rFonts w:ascii="Arial" w:hAnsi="Arial" w:eastAsia="Arial" w:cs="Tahoma"/>
                 <w:sz w:val="18"/>
               </w:rPr>
-              <w:t>Period/source fields</w:t>
+              <w:t>การคีย์/ปรับข้อมูลร้านตาม SDD GI ทำที่หน้าเอกสาร (</w:t>
+            </w:r>
+            <w:r>
+              <w:rPr>
+                <w:rFonts w:ascii="Courier New" w:hAnsi="Courier New" w:eastAsia="Courier New" w:cs="Tahoma"/>
+                <w:sz w:val="18"/>
+              </w:rPr>
+              <w:t>PUT /sbpgi/document/{docNo}</w:t>
+            </w:r>
+            <w:r>
+              <w:rPr>
+                <w:rFonts w:ascii="Arial" w:hAnsi="Arial" w:eastAsia="Arial" w:cs="Tahoma"/>
+                <w:sz w:val="18"/>
+              </w:rPr>
+              <w:t>) ไม่ใช่หน้านี้</w:t>
             </w:r>
           </w:p>
         </w:tc>
@@ -8465,7 +8648,21 @@
                 <w:rFonts w:ascii="Arial" w:hAnsi="Arial" w:eastAsia="Arial" w:cs="Tahoma"/>
                 <w:sz w:val="18"/>
               </w:rPr>
-              <w:t>normalize เดือน/ปีเป็น payload YYYY-MM ค.ศ. พร้อม source-specific validation</w:t>
+              <w:t xml:space="preserve">route guard/เมนูของหน้านี้มาจาก </w:t>
+            </w:r>
+            <w:r>
+              <w:rPr>
+                <w:rFonts w:ascii="Courier New" w:hAnsi="Courier New" w:eastAsia="Courier New" w:cs="Tahoma"/>
+                <w:sz w:val="18"/>
+              </w:rPr>
+              <w:t>GET /menus</w:t>
+            </w:r>
+            <w:r>
+              <w:rPr>
+                <w:rFonts w:ascii="Arial" w:hAnsi="Arial" w:eastAsia="Arial" w:cs="Tahoma"/>
+                <w:sz w:val="18"/>
+              </w:rPr>
+              <w:t xml:space="preserve"> ของระบบเดิม ไม่ hardcode</w:t>
             </w:r>
           </w:p>
         </w:tc>
@@ -8490,7 +8687,7 @@
                 <w:rFonts w:ascii="Arial" w:hAnsi="Arial" w:eastAsia="Arial" w:cs="Tahoma"/>
                 <w:sz w:val="18"/>
               </w:rPr>
-              <w:t>period/statementPeriod/roundNo ส่ง type และ format ตรง API</w:t>
+              <w:t>ผู้ใช้ที่ไม่มีสิทธิ์เมนูเข้าหน้านี้ไม่ได้</w:t>
             </w:r>
           </w:p>
         </w:tc>
@@ -8545,7 +8742,15 @@
                 <w:rFonts w:ascii="Arial" w:hAnsi="Arial" w:eastAsia="Arial" w:cs="Tahoma"/>
                 <w:sz w:val="18"/>
               </w:rPr>
-              <w:t>FS field discovery/mirror form</w:t>
+              <w:t xml:space="preserve">⚠️ หัวข้อ 5.1-5.6 (SBP mirror form + FS bridge) เป็นดีไซน์ก่อนมติ — เก็บไว้เป็นทางเลือกสำรอง </w:t>
+            </w:r>
+            <w:r>
+              <w:rPr>
+                <w:rFonts w:ascii="Arial" w:hAnsi="Arial" w:eastAsia="Arial" w:cs="Tahoma"/>
+                <w:b/>
+                <w:sz w:val="18"/>
+              </w:rPr>
+              <w:t>ไม่อยู่ในขอบเขต 8 ชม.</w:t>
             </w:r>
           </w:p>
         </w:tc>
@@ -8570,7 +8775,7 @@
                 <w:rFonts w:ascii="Arial" w:hAnsi="Arial" w:eastAsia="Arial" w:cs="Tahoma"/>
                 <w:sz w:val="18"/>
               </w:rPr>
-              <w:t>สร้าง mirror field registry จาก FS metadata และ sync input/select/textarea เข้า iframe</w:t>
+              <w:t>⚠️ *(ทางเลือกสำรอง — ไม่อยู่ในขอบเขต 8 ชม.)* SBP mirror form + FS bridge ตามหัวข้อ 5.1-5.6</w:t>
             </w:r>
           </w:p>
         </w:tc>
@@ -8595,217 +8800,7 @@
                 <w:rFonts w:ascii="Arial" w:hAnsi="Arial" w:eastAsia="Arial" w:cs="Tahoma"/>
                 <w:sz w:val="18"/>
               </w:rPr>
-              <w:t>ทุก field มี mapping/type/event และ missing mapping block submit ด้วย FS_FIELD_MAPPING_MISSING</w:t>
-            </w:r>
-          </w:p>
-        </w:tc>
-      </w:tr>
-      <w:tr>
-        <w:trPr>
-          <w:cantSplit/>
-        </w:trPr>
-        <w:tc>
-          <w:tcPr>
-            <w:tcW w:type="dxa" w:w="2520"/>
-            <w:vAlign w:val="center"/>
-          </w:tcPr>
-          <w:p>
-            <w:pPr>
-              <w:keepLines/>
-              <w:spacing w:after="0"/>
-            </w:pPr>
-            <w:r>
-              <w:rPr>
-                <w:rFonts w:ascii="Arial" w:hAnsi="Arial" w:eastAsia="Arial" w:cs="Tahoma"/>
-                <w:sz w:val="18"/>
-              </w:rPr>
-            </w:r>
-            <w:r>
-              <w:rPr>
-                <w:rFonts w:ascii="Arial" w:hAnsi="Arial" w:eastAsia="Arial" w:cs="Tahoma"/>
-                <w:sz w:val="18"/>
-              </w:rPr>
-              <w:t>C07</w:t>
-            </w:r>
-          </w:p>
-        </w:tc>
-        <w:tc>
-          <w:tcPr>
-            <w:tcW w:type="dxa" w:w="2520"/>
-            <w:vAlign w:val="center"/>
-          </w:tcPr>
-          <w:p>
-            <w:pPr>
-              <w:keepLines/>
-              <w:spacing w:after="0"/>
-            </w:pPr>
-            <w:r>
-              <w:rPr>
-                <w:rFonts w:ascii="Arial" w:hAnsi="Arial" w:eastAsia="Arial" w:cs="Tahoma"/>
-                <w:sz w:val="18"/>
-              </w:rPr>
-            </w:r>
-            <w:r>
-              <w:rPr>
-                <w:rFonts w:ascii="Arial" w:hAnsi="Arial" w:eastAsia="Arial" w:cs="Tahoma"/>
-                <w:sz w:val="18"/>
-              </w:rPr>
-              <w:t>Validation</w:t>
-            </w:r>
-          </w:p>
-        </w:tc>
-        <w:tc>
-          <w:tcPr>
-            <w:tcW w:type="dxa" w:w="2520"/>
-            <w:vAlign w:val="center"/>
-          </w:tcPr>
-          <w:p>
-            <w:pPr>
-              <w:keepLines/>
-              <w:spacing w:after="0"/>
-            </w:pPr>
-            <w:r>
-              <w:rPr>
-                <w:rFonts w:ascii="Arial" w:hAnsi="Arial" w:eastAsia="Arial" w:cs="Tahoma"/>
-                <w:sz w:val="18"/>
-              </w:rPr>
-            </w:r>
-            <w:r>
-              <w:rPr>
-                <w:rFonts w:ascii="Arial" w:hAnsi="Arial" w:eastAsia="Arial" w:cs="Tahoma"/>
-                <w:sz w:val="18"/>
-              </w:rPr>
-              <w:t>รวม client validation, API fieldErrors และ FS bridge errors ใต้ control ที่เกี่ยวข้อง</w:t>
-            </w:r>
-          </w:p>
-        </w:tc>
-        <w:tc>
-          <w:tcPr>
-            <w:tcW w:type="dxa" w:w="2520"/>
-            <w:vAlign w:val="center"/>
-          </w:tcPr>
-          <w:p>
-            <w:pPr>
-              <w:keepLines/>
-              <w:spacing w:after="0"/>
-            </w:pPr>
-            <w:r>
-              <w:rPr>
-                <w:rFonts w:ascii="Arial" w:hAnsi="Arial" w:eastAsia="Arial" w:cs="Tahoma"/>
-                <w:sz w:val="18"/>
-              </w:rPr>
-            </w:r>
-            <w:r>
-              <w:rPr>
-                <w:rFonts w:ascii="Arial" w:hAnsi="Arial" w:eastAsia="Arial" w:cs="Tahoma"/>
-                <w:sz w:val="18"/>
-              </w:rPr>
-              <w:t>focus ไป error แรกและข้อความเดิมคงอยู่จนผู้ใช้แก้ field นั้น</w:t>
-            </w:r>
-          </w:p>
-        </w:tc>
-      </w:tr>
-      <w:tr>
-        <w:trPr>
-          <w:cantSplit/>
-        </w:trPr>
-        <w:tc>
-          <w:tcPr>
-            <w:tcW w:type="dxa" w:w="2520"/>
-            <w:vAlign w:val="center"/>
-          </w:tcPr>
-          <w:p>
-            <w:pPr>
-              <w:keepLines/>
-              <w:spacing w:after="0"/>
-            </w:pPr>
-            <w:r>
-              <w:rPr>
-                <w:rFonts w:ascii="Arial" w:hAnsi="Arial" w:eastAsia="Arial" w:cs="Tahoma"/>
-                <w:sz w:val="18"/>
-              </w:rPr>
-            </w:r>
-            <w:r>
-              <w:rPr>
-                <w:rFonts w:ascii="Arial" w:hAnsi="Arial" w:eastAsia="Arial" w:cs="Tahoma"/>
-                <w:sz w:val="18"/>
-              </w:rPr>
-              <w:t>C08</w:t>
-            </w:r>
-          </w:p>
-        </w:tc>
-        <w:tc>
-          <w:tcPr>
-            <w:tcW w:type="dxa" w:w="2520"/>
-            <w:vAlign w:val="center"/>
-          </w:tcPr>
-          <w:p>
-            <w:pPr>
-              <w:keepLines/>
-              <w:spacing w:after="0"/>
-            </w:pPr>
-            <w:r>
-              <w:rPr>
-                <w:rFonts w:ascii="Arial" w:hAnsi="Arial" w:eastAsia="Arial" w:cs="Tahoma"/>
-                <w:sz w:val="18"/>
-              </w:rPr>
-            </w:r>
-            <w:r>
-              <w:rPr>
-                <w:rFonts w:ascii="Arial" w:hAnsi="Arial" w:eastAsia="Arial" w:cs="Tahoma"/>
-                <w:sz w:val="18"/>
-              </w:rPr>
-              <w:t>Draft/save/submit UI</w:t>
-            </w:r>
-          </w:p>
-        </w:tc>
-        <w:tc>
-          <w:tcPr>
-            <w:tcW w:type="dxa" w:w="2520"/>
-            <w:vAlign w:val="center"/>
-          </w:tcPr>
-          <w:p>
-            <w:pPr>
-              <w:keepLines/>
-              <w:spacing w:after="0"/>
-            </w:pPr>
-            <w:r>
-              <w:rPr>
-                <w:rFonts w:ascii="Arial" w:hAnsi="Arial" w:eastAsia="Arial" w:cs="Tahoma"/>
-                <w:sz w:val="18"/>
-              </w:rPr>
-            </w:r>
-            <w:r>
-              <w:rPr>
-                <w:rFonts w:ascii="Arial" w:hAnsi="Arial" w:eastAsia="Arial" w:cs="Tahoma"/>
-                <w:sz w:val="18"/>
-              </w:rPr>
-              <w:t>แยก Save Draft, Submit MANUAL และ Submit FS พร้อม disable/confirm/dedup ระหว่าง request</w:t>
-            </w:r>
-          </w:p>
-        </w:tc>
-        <w:tc>
-          <w:tcPr>
-            <w:tcW w:type="dxa" w:w="2520"/>
-            <w:vAlign w:val="center"/>
-          </w:tcPr>
-          <w:p>
-            <w:pPr>
-              <w:keepLines/>
-              <w:spacing w:after="0"/>
-            </w:pPr>
-            <w:r>
-              <w:rPr>
-                <w:rFonts w:ascii="Arial" w:hAnsi="Arial" w:eastAsia="Arial" w:cs="Tahoma"/>
-                <w:sz w:val="18"/>
-              </w:rPr>
-            </w:r>
-            <w:r>
-              <w:rPr>
-                <w:rFonts w:ascii="Arial" w:hAnsi="Arial" w:eastAsia="Arial" w:cs="Tahoma"/>
-                <w:sz w:val="18"/>
-              </w:rPr>
-              <w:t>double click ไม่สร้างซ้ำและ success/error แสดงผลตาม channel ที่ส่งจริง</w:t>
+              <w:t>ใช้เมื่อ FS ไม่ยอมให้ฝัง iframe หรือ origin ไม่ผ่าน — ต้องตั้งงบใหม่ก่อนทำ</w:t>
             </w:r>
           </w:p>
         </w:tc>
@@ -9011,7 +9006,7 @@
                 <w:rFonts w:ascii="Arial" w:hAnsi="Arial" w:eastAsia="Arial" w:cs="Tahoma"/>
                 <w:sz w:val="18"/>
               </w:rPr>
-              <w:t>POST /api/v1/documents</w:t>
+              <w:t>POST /api/v1/sbpgi/document</w:t>
             </w:r>
           </w:p>
         </w:tc>
@@ -9575,7 +9570,7 @@
                 <w:rFonts w:ascii="Arial" w:hAnsi="Arial" w:eastAsia="Arial" w:cs="Tahoma"/>
                 <w:sz w:val="18"/>
               </w:rPr>
-              <w:t>POST /api/v1/documents</w:t>
+              <w:t>POST /api/v1/sbpgi/document</w:t>
             </w:r>
           </w:p>
         </w:tc>
@@ -9680,7 +9675,7 @@
                 <w:rFonts w:ascii="Arial" w:hAnsi="Arial" w:eastAsia="Arial" w:cs="Tahoma"/>
                 <w:sz w:val="18"/>
               </w:rPr>
-              <w:t>POST /api/v1/documents</w:t>
+              <w:t>POST /api/v1/sbpgi/document</w:t>
             </w:r>
           </w:p>
         </w:tc>
@@ -10900,7 +10895,7 @@
                 <w:rFonts w:ascii="Arial" w:hAnsi="Arial" w:eastAsia="Arial" w:cs="Tahoma"/>
                 <w:sz w:val="18"/>
               </w:rPr>
-              <w:t>POST /api/v1/documents</w:t>
+              <w:t>POST /api/v1/sbpgi/document</w:t>
             </w:r>
           </w:p>
         </w:tc>
@@ -11005,7 +11000,7 @@
                 <w:rFonts w:ascii="Arial" w:hAnsi="Arial" w:eastAsia="Arial" w:cs="Tahoma"/>
                 <w:sz w:val="18"/>
               </w:rPr>
-              <w:t>POST /api/v1/documents</w:t>
+              <w:t>POST /api/v1/sbpgi/document</w:t>
             </w:r>
           </w:p>
         </w:tc>
@@ -12198,7 +12193,7 @@
         <w:pageBreakBefore w:val="0"/>
       </w:pPr>
       <w:r>
-        <w:t>POST /api/v1/documents</w:t>
+        <w:t>POST /api/v1/sbpgi/document</w:t>
       </w:r>
     </w:p>
     <w:p>
@@ -13886,7 +13881,7 @@
                 <w:rFonts w:ascii="Arial" w:hAnsi="Arial" w:eastAsia="Arial" w:cs="Tahoma"/>
                 <w:sz w:val="18"/>
               </w:rPr>
-              <w:t>src/app/(main)/sbpgi/documents/create/page.tsx</w:t>
+              <w:t>src/app/(main)/sbpgi/document/create/page.tsx</w:t>
             </w:r>
           </w:p>
         </w:tc>
@@ -14163,15 +14158,13 @@
         <w:br/>
         <w:t>// หน้าสร้างเอกสาร: tab ทั่วไป + tab เอกสารจาก FS (hidden iframe)</w:t>
         <w:br/>
-        <w:t>//   Tab: สร้างเอกสารทั่วไป</w:t>
-        <w:br/>
-        <w:t>//   Tab: เอกสารจาก FS ผ่าน hidden iframe</w:t>
+        <w:t>//   (scope ไม่ได้ระบุ tab)</w:t>
         <w:br/>
         <w:t>//</w:t>
         <w:br/>
         <w:t>// ⚠️ มติ 2026-08-06: หน้านี้ **ไม่มีฟอร์มฝั่ง SBP** — main card คือ iframe ของหน้าสร้างเอกสาร</w:t>
         <w:br/>
-        <w:t>//    ของระบบ FS ตรง ๆ (เหมือน Create Document screen) และ `POST /documents` เป็น pipeline/service-token</w:t>
+        <w:t>//    ของระบบ FS ตรง ๆ (เหมือน Create Document screen) และ `POST /sbpgi/document` เป็น pipeline/service-token</w:t>
         <w:br/>
         <w:t>//    endpoint (Job 8) ไม่ใช่ฟอร์มที่ FE ยิงเอง</w:t>
         <w:br/>
@@ -14187,7 +14180,7 @@
         <w:t>import { permissionStore } from '@/stores/permissionStore';</w:t>
         <w:br/>
         <w:br/>
-        <w:t>const PAGE_URL = '/sbpgi/documents/create';</w:t>
+        <w:t>const PAGE_URL = '/sbpgi/document/create';</w:t>
         <w:br/>
         <w:t>// TODO: ตั้งใน .env.sbpm.&lt;env&gt; — ต้องเป็น origin ของ FS ที่ยืนยันกับทีม FS แล้ว</w:t>
         <w:br/>
@@ -14353,11 +14346,11 @@
         <w:t>}</w:t>
         <w:br/>
         <w:br/>
-        <w:t>/** POST /api/v1/documents — สร้างเอกสาร */</w:t>
+        <w:t>/** POST /api/v1/sbpgi/document — สร้างเอกสาร */</w:t>
         <w:br/>
-        <w:t>export async function createDocuments(body: T.CreateDocumentsRequest): Promise&lt;T.CreateDocumentsResponse&gt; {</w:t>
+        <w:t>export async function createSbpgiDocument(body: T.CreateSbpgiDocumentRequest): Promise&lt;T.CreateSbpgiDocumentResponse&gt; {</w:t>
         <w:br/>
-        <w:t xml:space="preserve">  const { data } = await apiClient.post&lt;ApiResponse&lt;T.CreateDocumentsResponse&gt;&gt;('/documents', body);</w:t>
+        <w:t xml:space="preserve">  const { data } = await apiClient.post&lt;ApiResponse&lt;T.CreateSbpgiDocumentResponse&gt;&gt;('/sbpgi/document', body);</w:t>
         <w:br/>
         <w:t xml:space="preserve">  return data.data;</w:t>
         <w:br/>
@@ -14463,9 +14456,9 @@
         <w:t>export interface StoreSearchResponse { items: StoreSearchItem[]; }</w:t>
         <w:br/>
         <w:br/>
-        <w:t>/** POST /api/v1/documents — request */</w:t>
+        <w:t>/** POST /api/v1/sbpgi/document — request */</w:t>
         <w:br/>
-        <w:t>export interface CreateDocumentsRequest {</w:t>
+        <w:t>export interface CreateSbpgiDocumentRequest {</w:t>
         <w:br/>
         <w:t xml:space="preserve">  source: string;</w:t>
         <w:br/>
@@ -14484,9 +14477,9 @@
         <w:t>}</w:t>
         <w:br/>
         <w:br/>
-        <w:t>/** POST /api/v1/documents — response */</w:t>
+        <w:t>/** POST /api/v1/sbpgi/document — response */</w:t>
         <w:br/>
-        <w:t>export interface CreateDocumentsResponse {</w:t>
+        <w:t>export interface CreateSbpgiDocumentResponse {</w:t>
         <w:br/>
         <w:t xml:space="preserve">  docNo: string;</w:t>
         <w:br/>
@@ -14600,13 +14593,13 @@
         <w:t>}</w:t>
         <w:br/>
         <w:br/>
-        <w:t>export function useCreateDocumentsMutation() {</w:t>
+        <w:t>export function useCreateSbpgiDocumentMutation() {</w:t>
         <w:br/>
         <w:t xml:space="preserve">  const qc = useQueryClient();</w:t>
         <w:br/>
         <w:t xml:space="preserve">  return useMutation({</w:t>
         <w:br/>
-        <w:t xml:space="preserve">    mutationFn: (body: T.CreateDocumentsRequest) =&gt; api.createDocuments(body),</w:t>
+        <w:t xml:space="preserve">    mutationFn: (body: T.CreateSbpgiDocumentRequest) =&gt; api.createSbpgiDocument(body),</w:t>
         <w:br/>
         <w:t xml:space="preserve">    onSuccess: () =&gt; {</w:t>
         <w:br/>
@@ -17479,7 +17472,7 @@
                 <w:rFonts w:ascii="Courier New" w:hAnsi="Courier New" w:eastAsia="Courier New" w:cs="Tahoma"/>
                 <w:sz w:val="18"/>
               </w:rPr>
-              <w:t>POST /api/v1/documents</w:t>
+              <w:t>POST /api/v1/sbpgi/document</w:t>
             </w:r>
           </w:p>
         </w:tc>

--- a/LLDD/word/FE/LLDD-FE-Create-Document.docx
+++ b/LLDD/word/FE/LLDD-FE-Create-Document.docx
@@ -667,7 +667,7 @@
                 <w:rFonts w:ascii="Courier New" w:hAnsi="Courier New" w:eastAsia="Courier New" w:cs="Tahoma"/>
                 <w:sz w:val="18"/>
               </w:rPr>
-              <w:t>POST /sbpgi/document</w:t>
+              <w:t>POST /sgi/document</w:t>
             </w:r>
             <w:r>
               <w:rPr>
@@ -686,6 +686,530 @@
         <w:t>Common contract reference: ทุกหัวข้อ API/FE ต้องยึด LLDD-BE-API-Common-Contracts.pdf และ LLDD-FE-Integration-Contracts.pdf สำหรับ error/auth/format/pagination/action/RBAC ก่อนลงรายละเอียดเฉพาะหน้าหรือเฉพาะ endpoint</w:t>
       </w:r>
     </w:p>
+    <w:p>
+      <w:pPr>
+        <w:pStyle w:val="Heading2"/>
+        <w:keepNext/>
+        <w:keepLines/>
+        <w:pageBreakBefore w:val="0"/>
+      </w:pPr>
+      <w:r>
+        <w:t>1.1 เอกสาร LLDD ที่เกี่ยวข้อง</w:t>
+      </w:r>
+    </w:p>
+    <w:p>
+      <w:pPr>
+        <w:keepNext w:val="0"/>
+      </w:pPr>
+      <w:r>
+        <w:t>ตารางนี้สร้างจาก endpoint และตารางที่เอกสารฉบับนี้ประกาศไว้จริง — อ่านฉบับที่อยู่ในตารางก่อนลงมือ เพื่อไม่ให้สัญญา request/response หรือชื่อคอลัมน์หลุดจากกัน</w:t>
+      </w:r>
+    </w:p>
+    <w:tbl>
+      <w:tblPr>
+        <w:tblStyle w:val="TableGrid"/>
+        <w:tblW w:type="auto" w:w="0"/>
+        <w:jc w:val="center"/>
+        <w:tblLook w:firstColumn="1" w:firstRow="1" w:lastColumn="0" w:lastRow="0" w:noHBand="0" w:noVBand="1" w:val="04A0"/>
+      </w:tblPr>
+      <w:tblGrid>
+        <w:gridCol w:w="3360"/>
+        <w:gridCol w:w="3360"/>
+        <w:gridCol w:w="3360"/>
+      </w:tblGrid>
+      <w:tr>
+        <w:trPr>
+          <w:cantSplit/>
+        </w:trPr>
+        <w:tc>
+          <w:tcPr>
+            <w:tcW w:type="dxa" w:w="3360"/>
+            <w:vAlign w:val="center"/>
+            <w:shd w:fill="E8EEF5"/>
+          </w:tcPr>
+          <w:p>
+            <w:pPr>
+              <w:keepLines/>
+              <w:spacing w:after="0"/>
+            </w:pPr>
+            <w:r/>
+            <w:r>
+              <w:rPr>
+                <w:rFonts w:ascii="Arial" w:hAnsi="Arial" w:eastAsia="Arial" w:cs="Tahoma"/>
+                <w:b/>
+                <w:sz w:val="18"/>
+              </w:rPr>
+              <w:t>ความสัมพันธ์</w:t>
+            </w:r>
+          </w:p>
+        </w:tc>
+        <w:tc>
+          <w:tcPr>
+            <w:tcW w:type="dxa" w:w="3360"/>
+            <w:vAlign w:val="center"/>
+            <w:shd w:fill="E8EEF5"/>
+          </w:tcPr>
+          <w:p>
+            <w:pPr>
+              <w:keepLines/>
+              <w:spacing w:after="0"/>
+            </w:pPr>
+            <w:r/>
+            <w:r>
+              <w:rPr>
+                <w:rFonts w:ascii="Arial" w:hAnsi="Arial" w:eastAsia="Arial" w:cs="Tahoma"/>
+                <w:b/>
+                <w:sz w:val="18"/>
+              </w:rPr>
+              <w:t>เอกสาร LLDD</w:t>
+            </w:r>
+          </w:p>
+        </w:tc>
+        <w:tc>
+          <w:tcPr>
+            <w:tcW w:type="dxa" w:w="3360"/>
+            <w:vAlign w:val="center"/>
+            <w:shd w:fill="E8EEF5"/>
+          </w:tcPr>
+          <w:p>
+            <w:pPr>
+              <w:keepLines/>
+              <w:spacing w:after="0"/>
+            </w:pPr>
+            <w:r/>
+            <w:r>
+              <w:rPr>
+                <w:rFonts w:ascii="Arial" w:hAnsi="Arial" w:eastAsia="Arial" w:cs="Tahoma"/>
+                <w:b/>
+                <w:sz w:val="18"/>
+              </w:rPr>
+              <w:t>เกี่ยวข้องตรงไหน</w:t>
+            </w:r>
+          </w:p>
+        </w:tc>
+      </w:tr>
+      <w:tr>
+        <w:trPr>
+          <w:cantSplit/>
+        </w:trPr>
+        <w:tc>
+          <w:tcPr>
+            <w:tcW w:type="dxa" w:w="3360"/>
+            <w:vAlign w:val="center"/>
+          </w:tcPr>
+          <w:p>
+            <w:pPr>
+              <w:keepLines/>
+              <w:spacing w:after="0"/>
+            </w:pPr>
+            <w:r>
+              <w:rPr>
+                <w:rFonts w:ascii="Arial" w:hAnsi="Arial" w:eastAsia="Arial" w:cs="Tahoma"/>
+                <w:sz w:val="18"/>
+              </w:rPr>
+            </w:r>
+            <w:r>
+              <w:rPr>
+                <w:rFonts w:ascii="Arial" w:hAnsi="Arial" w:eastAsia="Arial" w:cs="Tahoma"/>
+                <w:sz w:val="18"/>
+              </w:rPr>
+              <w:t>ใช้ endpoint ของ</w:t>
+            </w:r>
+          </w:p>
+        </w:tc>
+        <w:tc>
+          <w:tcPr>
+            <w:tcW w:type="dxa" w:w="3360"/>
+            <w:vAlign w:val="center"/>
+          </w:tcPr>
+          <w:p>
+            <w:pPr>
+              <w:keepLines/>
+              <w:spacing w:after="0"/>
+            </w:pPr>
+            <w:r>
+              <w:rPr>
+                <w:rFonts w:ascii="Arial" w:hAnsi="Arial" w:eastAsia="Arial" w:cs="Tahoma"/>
+                <w:sz w:val="18"/>
+              </w:rPr>
+            </w:r>
+            <w:r>
+              <w:rPr>
+                <w:rFonts w:ascii="Arial" w:hAnsi="Arial" w:eastAsia="Arial" w:cs="Tahoma"/>
+                <w:b/>
+                <w:sz w:val="18"/>
+              </w:rPr>
+              <w:t>LLDD-BE-API-Document-Create-Update.pdf</w:t>
+            </w:r>
+          </w:p>
+        </w:tc>
+        <w:tc>
+          <w:tcPr>
+            <w:tcW w:type="dxa" w:w="3360"/>
+            <w:vAlign w:val="center"/>
+          </w:tcPr>
+          <w:p>
+            <w:pPr>
+              <w:keepLines/>
+              <w:spacing w:after="0"/>
+            </w:pPr>
+            <w:r>
+              <w:rPr>
+                <w:rFonts w:ascii="Arial" w:hAnsi="Arial" w:eastAsia="Arial" w:cs="Tahoma"/>
+                <w:sz w:val="18"/>
+              </w:rPr>
+            </w:r>
+            <w:r>
+              <w:rPr>
+                <w:rFonts w:ascii="Courier New" w:hAnsi="Courier New" w:eastAsia="Courier New" w:cs="Tahoma"/>
+                <w:sz w:val="18"/>
+              </w:rPr>
+              <w:t>POST /api/v1/sgi/document</w:t>
+            </w:r>
+          </w:p>
+        </w:tc>
+      </w:tr>
+      <w:tr>
+        <w:trPr>
+          <w:cantSplit/>
+        </w:trPr>
+        <w:tc>
+          <w:tcPr>
+            <w:tcW w:type="dxa" w:w="3360"/>
+            <w:vAlign w:val="center"/>
+          </w:tcPr>
+          <w:p>
+            <w:pPr>
+              <w:keepLines/>
+              <w:spacing w:after="0"/>
+            </w:pPr>
+            <w:r>
+              <w:rPr>
+                <w:rFonts w:ascii="Arial" w:hAnsi="Arial" w:eastAsia="Arial" w:cs="Tahoma"/>
+                <w:sz w:val="18"/>
+              </w:rPr>
+            </w:r>
+            <w:r>
+              <w:rPr>
+                <w:rFonts w:ascii="Arial" w:hAnsi="Arial" w:eastAsia="Arial" w:cs="Tahoma"/>
+                <w:sz w:val="18"/>
+              </w:rPr>
+              <w:t>ใช้ endpoint ของ</w:t>
+            </w:r>
+          </w:p>
+        </w:tc>
+        <w:tc>
+          <w:tcPr>
+            <w:tcW w:type="dxa" w:w="3360"/>
+            <w:vAlign w:val="center"/>
+          </w:tcPr>
+          <w:p>
+            <w:pPr>
+              <w:keepLines/>
+              <w:spacing w:after="0"/>
+            </w:pPr>
+            <w:r>
+              <w:rPr>
+                <w:rFonts w:ascii="Arial" w:hAnsi="Arial" w:eastAsia="Arial" w:cs="Tahoma"/>
+                <w:sz w:val="18"/>
+              </w:rPr>
+            </w:r>
+            <w:r>
+              <w:rPr>
+                <w:rFonts w:ascii="Arial" w:hAnsi="Arial" w:eastAsia="Arial" w:cs="Tahoma"/>
+                <w:b/>
+                <w:sz w:val="18"/>
+              </w:rPr>
+              <w:t>LLDD-BE-API-Lookup.pdf</w:t>
+            </w:r>
+          </w:p>
+        </w:tc>
+        <w:tc>
+          <w:tcPr>
+            <w:tcW w:type="dxa" w:w="3360"/>
+            <w:vAlign w:val="center"/>
+          </w:tcPr>
+          <w:p>
+            <w:pPr>
+              <w:keepLines/>
+              <w:spacing w:after="0"/>
+            </w:pPr>
+            <w:r>
+              <w:rPr>
+                <w:rFonts w:ascii="Arial" w:hAnsi="Arial" w:eastAsia="Arial" w:cs="Tahoma"/>
+                <w:sz w:val="18"/>
+              </w:rPr>
+            </w:r>
+            <w:r>
+              <w:rPr>
+                <w:rFonts w:ascii="Arial" w:hAnsi="Arial" w:eastAsia="Arial" w:cs="Tahoma"/>
+                <w:color w:val="8A3324"/>
+                <w:sz w:val="18"/>
+              </w:rPr>
+              <w:t>GET /store/search (ระบบ SBP เดิม)</w:t>
+            </w:r>
+          </w:p>
+        </w:tc>
+      </w:tr>
+      <w:tr>
+        <w:trPr>
+          <w:cantSplit/>
+        </w:trPr>
+        <w:tc>
+          <w:tcPr>
+            <w:tcW w:type="dxa" w:w="3360"/>
+            <w:vAlign w:val="center"/>
+          </w:tcPr>
+          <w:p>
+            <w:pPr>
+              <w:keepLines/>
+              <w:spacing w:after="0"/>
+            </w:pPr>
+            <w:r>
+              <w:rPr>
+                <w:rFonts w:ascii="Arial" w:hAnsi="Arial" w:eastAsia="Arial" w:cs="Tahoma"/>
+                <w:sz w:val="18"/>
+              </w:rPr>
+            </w:r>
+            <w:r>
+              <w:rPr>
+                <w:rFonts w:ascii="Arial" w:hAnsi="Arial" w:eastAsia="Arial" w:cs="Tahoma"/>
+                <w:sz w:val="18"/>
+              </w:rPr>
+              <w:t>สัญญากลาง</w:t>
+            </w:r>
+          </w:p>
+        </w:tc>
+        <w:tc>
+          <w:tcPr>
+            <w:tcW w:type="dxa" w:w="3360"/>
+            <w:vAlign w:val="center"/>
+          </w:tcPr>
+          <w:p>
+            <w:pPr>
+              <w:keepLines/>
+              <w:spacing w:after="0"/>
+            </w:pPr>
+            <w:r>
+              <w:rPr>
+                <w:rFonts w:ascii="Arial" w:hAnsi="Arial" w:eastAsia="Arial" w:cs="Tahoma"/>
+                <w:sz w:val="18"/>
+              </w:rPr>
+            </w:r>
+            <w:r>
+              <w:rPr>
+                <w:rFonts w:ascii="Arial" w:hAnsi="Arial" w:eastAsia="Arial" w:cs="Tahoma"/>
+                <w:b/>
+                <w:sz w:val="18"/>
+              </w:rPr>
+              <w:t>LLDD-BE-API-Common-Contracts.pdf</w:t>
+            </w:r>
+          </w:p>
+        </w:tc>
+        <w:tc>
+          <w:tcPr>
+            <w:tcW w:type="dxa" w:w="3360"/>
+            <w:vAlign w:val="center"/>
+          </w:tcPr>
+          <w:p>
+            <w:pPr>
+              <w:keepLines/>
+              <w:spacing w:after="0"/>
+            </w:pPr>
+            <w:r>
+              <w:rPr>
+                <w:rFonts w:ascii="Arial" w:hAnsi="Arial" w:eastAsia="Arial" w:cs="Tahoma"/>
+                <w:sz w:val="18"/>
+              </w:rPr>
+            </w:r>
+            <w:r>
+              <w:rPr>
+                <w:rFonts w:ascii="Arial" w:hAnsi="Arial" w:eastAsia="Arial" w:cs="Tahoma"/>
+                <w:sz w:val="18"/>
+              </w:rPr>
+              <w:t xml:space="preserve">envelope </w:t>
+            </w:r>
+            <w:r>
+              <w:rPr>
+                <w:rFonts w:ascii="Courier New" w:hAnsi="Courier New" w:eastAsia="Courier New" w:cs="Tahoma"/>
+                <w:sz w:val="18"/>
+              </w:rPr>
+              <w:t>{success,data}</w:t>
+            </w:r>
+            <w:r>
+              <w:rPr>
+                <w:rFonts w:ascii="Arial" w:hAnsi="Arial" w:eastAsia="Arial" w:cs="Tahoma"/>
+                <w:sz w:val="18"/>
+              </w:rPr>
+              <w:t xml:space="preserve"> · error code · pagination · รูปแบบวันที่/เลขเอกสาร</w:t>
+            </w:r>
+          </w:p>
+        </w:tc>
+      </w:tr>
+      <w:tr>
+        <w:trPr>
+          <w:cantSplit/>
+        </w:trPr>
+        <w:tc>
+          <w:tcPr>
+            <w:tcW w:type="dxa" w:w="3360"/>
+            <w:vAlign w:val="center"/>
+          </w:tcPr>
+          <w:p>
+            <w:pPr>
+              <w:keepLines/>
+              <w:spacing w:after="0"/>
+            </w:pPr>
+            <w:r>
+              <w:rPr>
+                <w:rFonts w:ascii="Arial" w:hAnsi="Arial" w:eastAsia="Arial" w:cs="Tahoma"/>
+                <w:sz w:val="18"/>
+              </w:rPr>
+            </w:r>
+            <w:r>
+              <w:rPr>
+                <w:rFonts w:ascii="Arial" w:hAnsi="Arial" w:eastAsia="Arial" w:cs="Tahoma"/>
+                <w:sz w:val="18"/>
+              </w:rPr>
+              <w:t>สัญญากลาง</w:t>
+            </w:r>
+          </w:p>
+        </w:tc>
+        <w:tc>
+          <w:tcPr>
+            <w:tcW w:type="dxa" w:w="3360"/>
+            <w:vAlign w:val="center"/>
+          </w:tcPr>
+          <w:p>
+            <w:pPr>
+              <w:keepLines/>
+              <w:spacing w:after="0"/>
+            </w:pPr>
+            <w:r>
+              <w:rPr>
+                <w:rFonts w:ascii="Arial" w:hAnsi="Arial" w:eastAsia="Arial" w:cs="Tahoma"/>
+                <w:sz w:val="18"/>
+              </w:rPr>
+            </w:r>
+            <w:r>
+              <w:rPr>
+                <w:rFonts w:ascii="Arial" w:hAnsi="Arial" w:eastAsia="Arial" w:cs="Tahoma"/>
+                <w:b/>
+                <w:sz w:val="18"/>
+              </w:rPr>
+              <w:t>LLDD-FE-Integration-Contracts.pdf</w:t>
+            </w:r>
+          </w:p>
+        </w:tc>
+        <w:tc>
+          <w:tcPr>
+            <w:tcW w:type="dxa" w:w="3360"/>
+            <w:vAlign w:val="center"/>
+          </w:tcPr>
+          <w:p>
+            <w:pPr>
+              <w:keepLines/>
+              <w:spacing w:after="0"/>
+            </w:pPr>
+            <w:r>
+              <w:rPr>
+                <w:rFonts w:ascii="Arial" w:hAnsi="Arial" w:eastAsia="Arial" w:cs="Tahoma"/>
+                <w:sz w:val="18"/>
+              </w:rPr>
+            </w:r>
+            <w:r>
+              <w:rPr>
+                <w:rFonts w:ascii="Arial" w:hAnsi="Arial" w:eastAsia="Arial" w:cs="Tahoma"/>
+                <w:sz w:val="18"/>
+              </w:rPr>
+              <w:t>API client · auth header · error mapping · RBAC/menu gating ฝั่ง FE</w:t>
+            </w:r>
+          </w:p>
+        </w:tc>
+      </w:tr>
+      <w:tr>
+        <w:trPr>
+          <w:cantSplit/>
+        </w:trPr>
+        <w:tc>
+          <w:tcPr>
+            <w:tcW w:type="dxa" w:w="3360"/>
+            <w:vAlign w:val="center"/>
+          </w:tcPr>
+          <w:p>
+            <w:pPr>
+              <w:keepLines/>
+              <w:spacing w:after="0"/>
+            </w:pPr>
+            <w:r>
+              <w:rPr>
+                <w:rFonts w:ascii="Arial" w:hAnsi="Arial" w:eastAsia="Arial" w:cs="Tahoma"/>
+                <w:sz w:val="18"/>
+              </w:rPr>
+            </w:r>
+            <w:r>
+              <w:rPr>
+                <w:rFonts w:ascii="Arial" w:hAnsi="Arial" w:eastAsia="Arial" w:cs="Tahoma"/>
+                <w:sz w:val="18"/>
+              </w:rPr>
+              <w:t>ต้องจบก่อน (ลำดับงาน)</w:t>
+            </w:r>
+          </w:p>
+        </w:tc>
+        <w:tc>
+          <w:tcPr>
+            <w:tcW w:type="dxa" w:w="3360"/>
+            <w:vAlign w:val="center"/>
+          </w:tcPr>
+          <w:p>
+            <w:pPr>
+              <w:keepLines/>
+              <w:spacing w:after="0"/>
+            </w:pPr>
+            <w:r>
+              <w:rPr>
+                <w:rFonts w:ascii="Arial" w:hAnsi="Arial" w:eastAsia="Arial" w:cs="Tahoma"/>
+                <w:sz w:val="18"/>
+              </w:rPr>
+            </w:r>
+            <w:r>
+              <w:rPr>
+                <w:rFonts w:ascii="Arial" w:hAnsi="Arial" w:eastAsia="Arial" w:cs="Tahoma"/>
+                <w:b/>
+                <w:sz w:val="18"/>
+              </w:rPr>
+              <w:t>LLDD-FE-Foundation.pdf</w:t>
+            </w:r>
+          </w:p>
+        </w:tc>
+        <w:tc>
+          <w:tcPr>
+            <w:tcW w:type="dxa" w:w="3360"/>
+            <w:vAlign w:val="center"/>
+          </w:tcPr>
+          <w:p>
+            <w:pPr>
+              <w:keepLines/>
+              <w:spacing w:after="0"/>
+            </w:pPr>
+            <w:r>
+              <w:rPr>
+                <w:rFonts w:ascii="Arial" w:hAnsi="Arial" w:eastAsia="Arial" w:cs="Tahoma"/>
+                <w:sz w:val="18"/>
+              </w:rPr>
+            </w:r>
+            <w:r>
+              <w:rPr>
+                <w:rFonts w:ascii="Arial" w:hAnsi="Arial" w:eastAsia="Arial" w:cs="Tahoma"/>
+                <w:sz w:val="18"/>
+              </w:rPr>
+              <w:t>เป็นฉบับต้นทางของสัญญา/โครงที่ฉบับนี้อ้าง</w:t>
+            </w:r>
+          </w:p>
+        </w:tc>
+      </w:tr>
+    </w:tbl>
+    <w:p/>
     <w:p>
       <w:pPr>
         <w:pStyle w:val="Heading1"/>
@@ -748,7 +1272,7 @@
         <w:rPr>
           <w:rFonts w:ascii="Courier New" w:hAnsi="Courier New" w:eastAsia="Courier New" w:cs="Tahoma"/>
         </w:rPr>
-        <w:t>POST /sbpgi/document</w:t>
+        <w:t>POST /sgi/document</w:t>
       </w:r>
       <w:r>
         <w:t xml:space="preserve"> เป็น pipeline/service-token ไม่ใช่ฟอร์ม FE — ต้นทางสร้างที่ FS แล้วรอ SBP Statement ส่งกลับ (~1 วัน)</w:t>
@@ -766,7 +1290,7 @@
         <w:rPr>
           <w:rFonts w:ascii="Courier New" w:hAnsi="Courier New" w:eastAsia="Courier New" w:cs="Tahoma"/>
         </w:rPr>
-        <w:t>PUT /sbpgi/document/{docNo}</w:t>
+        <w:t>PUT /sgi/document/{docNo}</w:t>
       </w:r>
       <w:r>
         <w:t>) ไม่ใช่หน้านี้</w:t>
@@ -859,7 +1383,18 @@
         <w:pageBreakBefore w:val="0"/>
       </w:pPr>
       <w:r>
-        <w:t>4. Implementation Flow Diagram (Reference)</w:t>
+        <w:t>4. Implementation Flow &amp; Sequence Diagram (Reference)</w:t>
+      </w:r>
+    </w:p>
+    <w:p>
+      <w:pPr>
+        <w:pStyle w:val="Heading2"/>
+        <w:keepNext/>
+        <w:keepLines/>
+        <w:pageBreakBefore w:val="0"/>
+      </w:pPr>
+      <w:r>
+        <w:t>4.1 Implementation Flow (ลำดับขั้นการทำงาน)</w:t>
       </w:r>
     </w:p>
     <w:p>
@@ -913,6 +1448,78 @@
           <w:sz w:val="18"/>
         </w:rPr>
         <w:t>รูปที่ 2: Implementation flow reference: LLDD FE - Create Document</w:t>
+      </w:r>
+    </w:p>
+    <w:p>
+      <w:pPr>
+        <w:pStyle w:val="Heading2"/>
+        <w:keepNext/>
+        <w:keepLines/>
+        <w:pageBreakBefore w:val="0"/>
+      </w:pPr>
+      <w:r>
+        <w:t>4.2 Sequence Diagram (ใครคุยกับใคร ลำดับไหน)</w:t>
+      </w:r>
+    </w:p>
+    <w:p>
+      <w:pPr>
+        <w:keepNext w:val="0"/>
+      </w:pPr>
+      <w:r>
+        <w:t>ผู้แสดงและลำดับข้อความในภาพนี้สร้างจาก endpoint ในหัวข้อ 7 และตารางในหัวข้อ Reference DB Mapping ของเอกสารฉบับนี้เอง จึงตรงกับสัญญาเสมอ</w:t>
+      </w:r>
+    </w:p>
+    <w:p>
+      <w:pPr>
+        <w:keepNext/>
+        <w:jc w:val="center"/>
+      </w:pPr>
+      <w:r>
+        <w:drawing>
+          <wp:inline xmlns:a="http://schemas.openxmlformats.org/drawingml/2006/main" xmlns:pic="http://schemas.openxmlformats.org/drawingml/2006/picture">
+            <wp:extent cx="5669280" cy="2701657"/>
+            <wp:docPr id="3" name="Picture 3"/>
+            <wp:cNvGraphicFramePr>
+              <a:graphicFrameLocks noChangeAspect="1"/>
+            </wp:cNvGraphicFramePr>
+            <a:graphic>
+              <a:graphicData uri="http://schemas.openxmlformats.org/drawingml/2006/picture">
+                <pic:pic>
+                  <pic:nvPicPr>
+                    <pic:cNvPr id="0" name="FE-LLDD-FE-Create-Document-sequence.png"/>
+                    <pic:cNvPicPr/>
+                  </pic:nvPicPr>
+                  <pic:blipFill>
+                    <a:blip r:embed="rId13"/>
+                    <a:stretch>
+                      <a:fillRect/>
+                    </a:stretch>
+                  </pic:blipFill>
+                  <pic:spPr>
+                    <a:xfrm>
+                      <a:off x="0" y="0"/>
+                      <a:ext cx="5669280" cy="2701657"/>
+                    </a:xfrm>
+                    <a:prstGeom prst="rect"/>
+                  </pic:spPr>
+                </pic:pic>
+              </a:graphicData>
+            </a:graphic>
+          </wp:inline>
+        </w:drawing>
+      </w:r>
+    </w:p>
+    <w:p>
+      <w:pPr>
+        <w:keepLines/>
+        <w:jc w:val="center"/>
+      </w:pPr>
+      <w:r>
+        <w:rPr>
+          <w:i/>
+          <w:sz w:val="18"/>
+        </w:rPr>
+        <w:t>รูปที่ 3: Sequence diagram: LLDD FE - Create Document</w:t>
       </w:r>
     </w:p>
     <w:p>
@@ -2503,7 +3110,7 @@
                 <w:rFonts w:ascii="Arial" w:hAnsi="Arial" w:eastAsia="Arial" w:cs="Tahoma"/>
                 <w:sz w:val="18"/>
               </w:rPr>
-              <w:t>สร้างเอกสาร MANUAL/out-of-condition ผ่าน API ของ SBPGI</w:t>
+              <w:t>สร้างเอกสาร MANUAL/out-of-condition ผ่าน API ของ SGI</w:t>
             </w:r>
           </w:p>
         </w:tc>
@@ -2528,7 +3135,7 @@
                 <w:rFonts w:ascii="Arial" w:hAnsi="Arial" w:eastAsia="Arial" w:cs="Tahoma"/>
                 <w:sz w:val="18"/>
               </w:rPr>
-              <w:t>ใช้ form ปกติและ submit POST /api/v1/sbpgi/document</w:t>
+              <w:t>ใช้ form ปกติและ submit POST /api/v1/sgi/document</w:t>
             </w:r>
           </w:p>
         </w:tc>
@@ -7833,7 +8440,7 @@
                 <w:rFonts w:ascii="Arial" w:hAnsi="Arial" w:eastAsia="Arial" w:cs="Tahoma"/>
                 <w:sz w:val="18"/>
               </w:rPr>
-              <w:t>GET /store/search (ระบบ SBP เดิม); POST /api/v1/sbpgi/document</w:t>
+              <w:t>GET /store/search (ระบบ SBP เดิม); POST /api/v1/sgi/document</w:t>
             </w:r>
           </w:p>
         </w:tc>
@@ -7957,7 +8564,7 @@
                 <w:rFonts w:ascii="Arial" w:hAnsi="Arial" w:eastAsia="Arial" w:cs="Tahoma"/>
                 <w:sz w:val="18"/>
               </w:rPr>
-              <w:t xml:space="preserve"> และร่องรอยที่ตรวจย้อนได้ (log / consideration_logs / workflow_history ของ engine)</w:t>
+              <w:t xml:space="preserve"> และร่องรอยที่ตรวจย้อนได้ (log / sgi_consideration_logs / workflow_history ของ engine)</w:t>
             </w:r>
           </w:p>
         </w:tc>
@@ -8497,7 +9104,7 @@
                 <w:rFonts w:ascii="Courier New" w:hAnsi="Courier New" w:eastAsia="Courier New" w:cs="Tahoma"/>
                 <w:sz w:val="18"/>
               </w:rPr>
-              <w:t>POST /sbpgi/document</w:t>
+              <w:t>POST /sgi/document</w:t>
             </w:r>
             <w:r>
               <w:rPr>
@@ -8616,7 +9223,7 @@
                 <w:rFonts w:ascii="Courier New" w:hAnsi="Courier New" w:eastAsia="Courier New" w:cs="Tahoma"/>
                 <w:sz w:val="18"/>
               </w:rPr>
-              <w:t>PUT /sbpgi/document/{docNo}</w:t>
+              <w:t>PUT /sgi/document/{docNo}</w:t>
             </w:r>
             <w:r>
               <w:rPr>
@@ -9006,7 +9613,7 @@
                 <w:rFonts w:ascii="Arial" w:hAnsi="Arial" w:eastAsia="Arial" w:cs="Tahoma"/>
                 <w:sz w:val="18"/>
               </w:rPr>
-              <w:t>POST /api/v1/sbpgi/document</w:t>
+              <w:t>POST /api/v1/sgi/document</w:t>
             </w:r>
           </w:p>
         </w:tc>
@@ -9570,7 +10177,7 @@
                 <w:rFonts w:ascii="Arial" w:hAnsi="Arial" w:eastAsia="Arial" w:cs="Tahoma"/>
                 <w:sz w:val="18"/>
               </w:rPr>
-              <w:t>POST /api/v1/sbpgi/document</w:t>
+              <w:t>POST /api/v1/sgi/document</w:t>
             </w:r>
           </w:p>
         </w:tc>
@@ -9675,7 +10282,7 @@
                 <w:rFonts w:ascii="Arial" w:hAnsi="Arial" w:eastAsia="Arial" w:cs="Tahoma"/>
                 <w:sz w:val="18"/>
               </w:rPr>
-              <w:t>POST /api/v1/sbpgi/document</w:t>
+              <w:t>POST /api/v1/sgi/document</w:t>
             </w:r>
           </w:p>
         </w:tc>
@@ -10895,7 +11502,7 @@
                 <w:rFonts w:ascii="Arial" w:hAnsi="Arial" w:eastAsia="Arial" w:cs="Tahoma"/>
                 <w:sz w:val="18"/>
               </w:rPr>
-              <w:t>POST /api/v1/sbpgi/document</w:t>
+              <w:t>POST /api/v1/sgi/document</w:t>
             </w:r>
           </w:p>
         </w:tc>
@@ -11000,7 +11607,7 @@
                 <w:rFonts w:ascii="Arial" w:hAnsi="Arial" w:eastAsia="Arial" w:cs="Tahoma"/>
                 <w:sz w:val="18"/>
               </w:rPr>
-              <w:t>POST /api/v1/sbpgi/document</w:t>
+              <w:t>POST /api/v1/sgi/document</w:t>
             </w:r>
           </w:p>
         </w:tc>
@@ -12193,7 +12800,7 @@
         <w:pageBreakBefore w:val="0"/>
       </w:pPr>
       <w:r>
-        <w:t>POST /api/v1/sbpgi/document</w:t>
+        <w:t>POST /api/v1/sgi/document</w:t>
       </w:r>
     </w:p>
     <w:p>
@@ -13775,13 +14382,13 @@
         <w:t>sbpm</w:t>
       </w:r>
       <w:r>
-        <w:t xml:space="preserve">) — โมดูล SBPGI อยู่ใต้ </w:t>
+        <w:t xml:space="preserve">) — โมดูล SGI อยู่ใต้ </w:t>
       </w:r>
       <w:r>
         <w:rPr>
           <w:rFonts w:ascii="Courier New" w:hAnsi="Courier New" w:eastAsia="Courier New" w:cs="Tahoma"/>
         </w:rPr>
-        <w:t>src/app/(main)/sbpgi/*</w:t>
+        <w:t>src/app/(main)/sgi/*</w:t>
       </w:r>
       <w:r>
         <w:t xml:space="preserve"> และ import ผ่าน alias </w:t>
@@ -13881,7 +14488,7 @@
                 <w:rFonts w:ascii="Arial" w:hAnsi="Arial" w:eastAsia="Arial" w:cs="Tahoma"/>
                 <w:sz w:val="18"/>
               </w:rPr>
-              <w:t>src/app/(main)/sbpgi/document/create/page.tsx</w:t>
+              <w:t>src/app/(main)/sgi/document/create/page.tsx</w:t>
             </w:r>
           </w:p>
         </w:tc>
@@ -13991,7 +14598,7 @@
                 <w:rFonts w:ascii="Arial" w:hAnsi="Arial" w:eastAsia="Arial" w:cs="Tahoma"/>
                 <w:sz w:val="18"/>
               </w:rPr>
-              <w:t>src/services/sbpgi/document.service.ts</w:t>
+              <w:t>src/services/sgi/document.service.ts</w:t>
             </w:r>
           </w:p>
         </w:tc>
@@ -14046,7 +14653,7 @@
                 <w:rFonts w:ascii="Arial" w:hAnsi="Arial" w:eastAsia="Arial" w:cs="Tahoma"/>
                 <w:sz w:val="18"/>
               </w:rPr>
-              <w:t>src/hooks/sbpgi/document.query.ts</w:t>
+              <w:t>src/hooks/sgi/document.query.ts</w:t>
             </w:r>
           </w:p>
         </w:tc>
@@ -14101,7 +14708,7 @@
                 <w:rFonts w:ascii="Arial" w:hAnsi="Arial" w:eastAsia="Arial" w:cs="Tahoma"/>
                 <w:sz w:val="18"/>
               </w:rPr>
-              <w:t>src/types/sbpgi/document.ts</w:t>
+              <w:t>src/types/sgi/document.ts</w:t>
             </w:r>
           </w:p>
         </w:tc>
@@ -14164,7 +14771,7 @@
         <w:br/>
         <w:t>// ⚠️ มติ 2026-08-06: หน้านี้ **ไม่มีฟอร์มฝั่ง SBP** — main card คือ iframe ของหน้าสร้างเอกสาร</w:t>
         <w:br/>
-        <w:t>//    ของระบบ FS ตรง ๆ (เหมือน Create Document screen) และ `POST /sbpgi/document` เป็น pipeline/service-token</w:t>
+        <w:t>//    ของระบบ FS ตรง ๆ (เหมือน Create Document screen) และ `POST /sgi/document` เป็น pipeline/service-token</w:t>
         <w:br/>
         <w:t>//    endpoint (Job 8) ไม่ใช่ฟอร์มที่ FE ยิงเอง</w:t>
         <w:br/>
@@ -14180,7 +14787,7 @@
         <w:t>import { permissionStore } from '@/stores/permissionStore';</w:t>
         <w:br/>
         <w:br/>
-        <w:t>const PAGE_URL = '/sbpgi/document/create';</w:t>
+        <w:t>const PAGE_URL = '/sgi/document/create';</w:t>
         <w:br/>
         <w:t>// TODO: ตั้งใน .env.sbpm.&lt;env&gt; — ต้องเป็น origin ของ FS ที่ยืนยันกับทีม FS แล้ว</w:t>
         <w:br/>
@@ -14264,7 +14871,7 @@
         <w:pageBreakBefore w:val="0"/>
       </w:pPr>
       <w:r>
-        <w:t>8.3 service — `src/services/sbpgi/document.service.ts`</w:t>
+        <w:t>8.3 service — `src/services/sgi/document.service.ts`</w:t>
       </w:r>
     </w:p>
     <w:p>
@@ -14278,7 +14885,7 @@
         <w:rPr>
           <w:rFonts w:ascii="Courier New" w:hAnsi="Courier New" w:eastAsia="Courier New" w:cs="Tahoma"/>
         </w:rPr>
-        <w:t>src/services/sbpgi/document.service.ts</w:t>
+        <w:t>src/services/sgi/document.service.ts</w:t>
       </w:r>
       <w:r>
         <w:t xml:space="preserve"> เป็น </w:t>
@@ -14287,7 +14894,7 @@
         <w:rPr>
           <w:b/>
         </w:rPr>
-        <w:t>ไฟล์ร่วมของโมดูล SBPGI</w:t>
+        <w:t>ไฟล์ร่วมของโมดูล SGI</w:t>
       </w:r>
       <w:r>
         <w:t xml:space="preserve"> (เอกสาร FE หลายฉบับที่ใช้ domain </w:t>
@@ -14321,7 +14928,7 @@
           <w:rFonts w:ascii="Courier New" w:hAnsi="Courier New" w:eastAsia="Courier New" w:cs="Tahoma"/>
           <w:sz w:val="16"/>
         </w:rPr>
-        <w:t>// src/services/sbpgi/document.service.ts</w:t>
+        <w:t>// src/services/sgi/document.service.ts</w:t>
         <w:br/>
         <w:t>// apiClient = axios instance กลาง (baseURL = bffUrl ซึ่งรวม /api/v1 แล้ว, withCredentials, refresh-token interceptor, global loading)</w:t>
         <w:br/>
@@ -14330,9 +14937,9 @@
         <w:br/>
         <w:t>import apiClient from '@/lib/apiClient';</w:t>
         <w:br/>
-        <w:t>import type { ApiResponse } from '@/types/sbpgi/common';</w:t>
+        <w:t>import type { ApiResponse } from '@/types/sgi/common';</w:t>
         <w:br/>
-        <w:t>import type * as T from '@/types/sbpgi/document';</w:t>
+        <w:t>import type * as T from '@/types/sgi/document';</w:t>
         <w:br/>
         <w:br/>
         <w:t>/** GET /store/search (ระบบ SBP เดิม) — ค้นหาร้านสำหรับ popup */</w:t>
@@ -14346,11 +14953,11 @@
         <w:t>}</w:t>
         <w:br/>
         <w:br/>
-        <w:t>/** POST /api/v1/sbpgi/document — สร้างเอกสาร */</w:t>
+        <w:t>/** POST /api/v1/sgi/document — สร้างเอกสาร */</w:t>
         <w:br/>
-        <w:t>export async function createSbpgiDocument(body: T.CreateSbpgiDocumentRequest): Promise&lt;T.CreateSbpgiDocumentResponse&gt; {</w:t>
+        <w:t>export async function createSgiDocument(body: T.CreateSgiDocumentRequest): Promise&lt;T.CreateSgiDocumentResponse&gt; {</w:t>
         <w:br/>
-        <w:t xml:space="preserve">  const { data } = await apiClient.post&lt;ApiResponse&lt;T.CreateSbpgiDocumentResponse&gt;&gt;('/sbpgi/document', body);</w:t>
+        <w:t xml:space="preserve">  const { data } = await apiClient.post&lt;ApiResponse&lt;T.CreateSgiDocumentResponse&gt;&gt;('/sgi/document', body);</w:t>
         <w:br/>
         <w:t xml:space="preserve">  return data.data;</w:t>
         <w:br/>
@@ -14368,7 +14975,7 @@
         <w:pageBreakBefore w:val="0"/>
       </w:pPr>
       <w:r>
-        <w:t>8.4 types — `src/types/sbpgi/document.ts`</w:t>
+        <w:t>8.4 types — `src/types/sgi/document.ts`</w:t>
       </w:r>
     </w:p>
     <w:p>
@@ -14382,7 +14989,7 @@
         <w:rPr>
           <w:rFonts w:ascii="Courier New" w:hAnsi="Courier New" w:eastAsia="Courier New" w:cs="Tahoma"/>
         </w:rPr>
-        <w:t>src/types/sbpgi/document.ts</w:t>
+        <w:t>src/types/sgi/document.ts</w:t>
       </w:r>
       <w:r>
         <w:t xml:space="preserve"> เป็น </w:t>
@@ -14391,7 +14998,7 @@
         <w:rPr>
           <w:b/>
         </w:rPr>
-        <w:t>ไฟล์ร่วมของโมดูล SBPGI</w:t>
+        <w:t>ไฟล์ร่วมของโมดูล SGI</w:t>
       </w:r>
       <w:r>
         <w:t xml:space="preserve"> (เอกสาร FE หลายฉบับที่ใช้ domain </w:t>
@@ -14425,7 +15032,7 @@
           <w:rFonts w:ascii="Courier New" w:hAnsi="Courier New" w:eastAsia="Courier New" w:cs="Tahoma"/>
           <w:sz w:val="16"/>
         </w:rPr>
-        <w:t>// src/types/sbpgi/document.ts — ตรงกับตาราง API ในเอกสารนี้</w:t>
+        <w:t>// src/types/sgi/document.ts — ตรงกับตาราง API ในเอกสารนี้</w:t>
         <w:br/>
         <w:t>// วันที่/เดือนเป็น ค.ศ. ทั้ง payload (ISO) และ display — ไม่แปลงเป็น พ.ศ. (มติ 2026-08-06)</w:t>
         <w:br/>
@@ -14456,9 +15063,9 @@
         <w:t>export interface StoreSearchResponse { items: StoreSearchItem[]; }</w:t>
         <w:br/>
         <w:br/>
-        <w:t>/** POST /api/v1/sbpgi/document — request */</w:t>
+        <w:t>/** POST /api/v1/sgi/document — request */</w:t>
         <w:br/>
-        <w:t>export interface CreateSbpgiDocumentRequest {</w:t>
+        <w:t>export interface CreateSgiDocumentRequest {</w:t>
         <w:br/>
         <w:t xml:space="preserve">  source: string;</w:t>
         <w:br/>
@@ -14477,9 +15084,9 @@
         <w:t>}</w:t>
         <w:br/>
         <w:br/>
-        <w:t>/** POST /api/v1/sbpgi/document — response */</w:t>
+        <w:t>/** POST /api/v1/sgi/document — response */</w:t>
         <w:br/>
-        <w:t>export interface CreateSbpgiDocumentResponse {</w:t>
+        <w:t>export interface CreateSgiDocumentResponse {</w:t>
         <w:br/>
         <w:t xml:space="preserve">  docNo: string;</w:t>
         <w:br/>
@@ -14501,7 +15108,7 @@
         <w:pageBreakBefore w:val="0"/>
       </w:pPr>
       <w:r>
-        <w:t>8.5 react-query keys + hooks — `src/hooks/sbpgi/document.query.ts`</w:t>
+        <w:t>8.5 react-query keys + hooks — `src/hooks/sgi/document.query.ts`</w:t>
       </w:r>
     </w:p>
     <w:p>
@@ -14515,7 +15122,7 @@
         <w:rPr>
           <w:rFonts w:ascii="Courier New" w:hAnsi="Courier New" w:eastAsia="Courier New" w:cs="Tahoma"/>
         </w:rPr>
-        <w:t>src/hooks/sbpgi/document.query.ts</w:t>
+        <w:t>src/hooks/sgi/document.query.ts</w:t>
       </w:r>
       <w:r>
         <w:t xml:space="preserve"> เป็น </w:t>
@@ -14524,7 +15131,7 @@
         <w:rPr>
           <w:b/>
         </w:rPr>
-        <w:t>ไฟล์ร่วมของโมดูล SBPGI</w:t>
+        <w:t>ไฟล์ร่วมของโมดูล SGI</w:t>
       </w:r>
       <w:r>
         <w:t xml:space="preserve"> (เอกสาร FE หลายฉบับที่ใช้ domain </w:t>
@@ -14558,18 +15165,18 @@
           <w:rFonts w:ascii="Courier New" w:hAnsi="Courier New" w:eastAsia="Courier New" w:cs="Tahoma"/>
           <w:sz w:val="16"/>
         </w:rPr>
-        <w:t>// src/hooks/sbpgi/document.query.ts</w:t>
+        <w:t>// src/hooks/sgi/document.query.ts</w:t>
         <w:br/>
         <w:t>import { useMutation, useQuery, useQueryClient } from '@tanstack/react-query';</w:t>
         <w:br/>
-        <w:t>import * as api from '@/services/sbpgi/document.service';</w:t>
+        <w:t>import * as api from '@/services/sgi/document.service';</w:t>
         <w:br/>
-        <w:t>import type * as T from '@/types/sbpgi/document';</w:t>
+        <w:t>import type * as T from '@/types/sgi/document';</w:t>
         <w:br/>
         <w:br/>
         <w:t>export const documentKeys = {</w:t>
         <w:br/>
-        <w:t xml:space="preserve">  all: ['sbpgi', 'document'] as const,</w:t>
+        <w:t xml:space="preserve">  all: ['sgi', 'document'] as const,</w:t>
         <w:br/>
         <w:t xml:space="preserve">  storeSearch: (params?: T.StoreSearchParams | null) =&gt; [...documentKeys.all, 'storeSearch', params] as const,</w:t>
         <w:br/>
@@ -14593,13 +15200,13 @@
         <w:t>}</w:t>
         <w:br/>
         <w:br/>
-        <w:t>export function useCreateSbpgiDocumentMutation() {</w:t>
+        <w:t>export function useCreateSgiDocumentMutation() {</w:t>
         <w:br/>
         <w:t xml:space="preserve">  const qc = useQueryClient();</w:t>
         <w:br/>
         <w:t xml:space="preserve">  return useMutation({</w:t>
         <w:br/>
-        <w:t xml:space="preserve">    mutationFn: (body: T.CreateSbpgiDocumentRequest) =&gt; api.createSbpgiDocument(body),</w:t>
+        <w:t xml:space="preserve">    mutationFn: (body: T.CreateSgiDocumentRequest) =&gt; api.createSgiDocument(body),</w:t>
         <w:br/>
         <w:t xml:space="preserve">    onSuccess: () =&gt; {</w:t>
         <w:br/>
@@ -17472,7 +18079,7 @@
                 <w:rFonts w:ascii="Courier New" w:hAnsi="Courier New" w:eastAsia="Courier New" w:cs="Tahoma"/>
                 <w:sz w:val="18"/>
               </w:rPr>
-              <w:t>POST /api/v1/sbpgi/document</w:t>
+              <w:t>POST /api/v1/sgi/document</w:t>
             </w:r>
           </w:p>
         </w:tc>
